--- a/(e)CRF/Per protocolnaam/13_MOS (use and usability of footwear).docx
+++ b/(e)CRF/Per protocolnaam/13_MOS (use and usability of footwear).docx
@@ -25,7 +25,7 @@
           <w:szCs w:val="28"/>
           <w:lang w:val="en-US"/>
         </w:rPr>
-        <w:t>Appendix 13- Assess use and usability of their custom-made footwear</w:t>
+        <w:t>eCRF Document 13: MOS (use and usability of footwear)</w:t>
       </w:r>
     </w:p>
     <w:p>
